--- a/zht/docx/098.content.docx
+++ b/zht/docx/098.content.docx
@@ -442,18 +442,12 @@
           <w:lang w:val="zh_TW" w:bidi="zh_TW"/>
         </w:rPr>
       </w:r>
-      <w:hyperlink r:id="rId13">
-        <w:r>
-          <w:rPr>
-            <w:lang w:val="zh_TW" w:bidi="zh_TW"/>
-          </w:rPr>
-          <w:rPr>
-            <w:color w:val="0000EE"/>
-            <w:u w:val="single"/>
-          </w:rPr>
-          <w:t>加拉太書5:22–24</w:t>
-        </w:r>
-      </w:hyperlink>
+      <w:r>
+        <w:rPr>
+          <w:lang w:val="zh_TW" w:bidi="zh_TW"/>
+        </w:rPr>
+        <w:t>加拉太書5:22–24</w:t>
+      </w:r>
     </w:p>
     <w:p>
       <w:pPr>
@@ -466,18 +460,12 @@
           <w:lang w:val="zh_TW" w:bidi="zh_TW"/>
         </w:rPr>
       </w:r>
-      <w:hyperlink r:id="rId14">
-        <w:r>
-          <w:rPr>
-            <w:lang w:val="zh_TW" w:bidi="zh_TW"/>
-          </w:rPr>
-          <w:rPr>
-            <w:color w:val="0000EE"/>
-            <w:u w:val="single"/>
-          </w:rPr>
-          <w:t>創世記1:12</w:t>
-        </w:r>
-      </w:hyperlink>
+      <w:r>
+        <w:rPr>
+          <w:lang w:val="zh_TW" w:bidi="zh_TW"/>
+        </w:rPr>
+        <w:t>創世記1:12</w:t>
+      </w:r>
     </w:p>
     <w:p>
       <w:pPr>
@@ -490,18 +478,12 @@
           <w:lang w:val="zh_TW" w:bidi="zh_TW"/>
         </w:rPr>
       </w:r>
-      <w:hyperlink r:id="rId15">
-        <w:r>
-          <w:rPr>
-            <w:lang w:val="zh_TW" w:bidi="zh_TW"/>
-          </w:rPr>
-          <w:rPr>
-            <w:color w:val="0000EE"/>
-            <w:u w:val="single"/>
-          </w:rPr>
-          <w:t>創世記2:9</w:t>
-        </w:r>
-      </w:hyperlink>
+      <w:r>
+        <w:rPr>
+          <w:lang w:val="zh_TW" w:bidi="zh_TW"/>
+        </w:rPr>
+        <w:t>創世記2:9</w:t>
+      </w:r>
     </w:p>
     <w:p>
       <w:pPr>
@@ -514,18 +496,12 @@
           <w:lang w:val="zh_TW" w:bidi="zh_TW"/>
         </w:rPr>
       </w:r>
-      <w:hyperlink r:id="rId16">
-        <w:r>
-          <w:rPr>
-            <w:lang w:val="zh_TW" w:bidi="zh_TW"/>
-          </w:rPr>
-          <w:rPr>
-            <w:color w:val="0000EE"/>
-            <w:u w:val="single"/>
-          </w:rPr>
-          <w:t>創世記2:17</w:t>
-        </w:r>
-      </w:hyperlink>
+      <w:r>
+        <w:rPr>
+          <w:lang w:val="zh_TW" w:bidi="zh_TW"/>
+        </w:rPr>
+        <w:t>創世記2:17</w:t>
+      </w:r>
     </w:p>
     <w:p>
       <w:pPr>
@@ -538,18 +514,12 @@
           <w:lang w:val="zh_TW" w:bidi="zh_TW"/>
         </w:rPr>
       </w:r>
-      <w:hyperlink r:id="rId17">
-        <w:r>
-          <w:rPr>
-            <w:lang w:val="zh_TW" w:bidi="zh_TW"/>
-          </w:rPr>
-          <w:rPr>
-            <w:color w:val="0000EE"/>
-            <w:u w:val="single"/>
-          </w:rPr>
-          <w:t>雅各書3:13</w:t>
-        </w:r>
-      </w:hyperlink>
+      <w:r>
+        <w:rPr>
+          <w:lang w:val="zh_TW" w:bidi="zh_TW"/>
+        </w:rPr>
+        <w:t>雅各書3:13</w:t>
+      </w:r>
     </w:p>
     <w:p>
       <w:pPr>
@@ -562,18 +532,12 @@
           <w:lang w:val="zh_TW" w:bidi="zh_TW"/>
         </w:rPr>
       </w:r>
-      <w:hyperlink r:id="rId18">
-        <w:r>
-          <w:rPr>
-            <w:lang w:val="zh_TW" w:bidi="zh_TW"/>
-          </w:rPr>
-          <w:rPr>
-            <w:color w:val="0000EE"/>
-            <w:u w:val="single"/>
-          </w:rPr>
-          <w:t>羅馬書2:4</w:t>
-        </w:r>
-      </w:hyperlink>
+      <w:r>
+        <w:rPr>
+          <w:lang w:val="zh_TW" w:bidi="zh_TW"/>
+        </w:rPr>
+        <w:t>羅馬書2:4</w:t>
+      </w:r>
     </w:p>
     <w:p>
       <w:pPr>
@@ -1128,18 +1092,12 @@
           <w:lang w:val="zh_TW" w:bidi="zh_TW"/>
         </w:rPr>
       </w:r>
-      <w:hyperlink r:id="rId19">
-        <w:r>
-          <w:rPr>
-            <w:lang w:val="zh_TW" w:bidi="zh_TW"/>
-          </w:rPr>
-          <w:rPr>
-            <w:color w:val="0000EE"/>
-            <w:u w:val="single"/>
-          </w:rPr>
-          <w:t>提摩太前書1:19</w:t>
-        </w:r>
-      </w:hyperlink>
+      <w:r>
+        <w:rPr>
+          <w:lang w:val="zh_TW" w:bidi="zh_TW"/>
+        </w:rPr>
+        <w:t>提摩太前書1:19</w:t>
+      </w:r>
     </w:p>
     <w:p>
       <w:pPr>
@@ -1152,18 +1110,12 @@
           <w:lang w:val="zh_TW" w:bidi="zh_TW"/>
         </w:rPr>
       </w:r>
-      <w:hyperlink r:id="rId20">
-        <w:r>
-          <w:rPr>
-            <w:lang w:val="zh_TW" w:bidi="zh_TW"/>
-          </w:rPr>
-          <w:rPr>
-            <w:color w:val="0000EE"/>
-            <w:u w:val="single"/>
-          </w:rPr>
-          <w:t>提摩太前書3:9</w:t>
-        </w:r>
-      </w:hyperlink>
+      <w:r>
+        <w:rPr>
+          <w:lang w:val="zh_TW" w:bidi="zh_TW"/>
+        </w:rPr>
+        <w:t>提摩太前書3:9</w:t>
+      </w:r>
     </w:p>
     <w:p>
       <w:pPr>
@@ -1176,18 +1128,12 @@
           <w:lang w:val="zh_TW" w:bidi="zh_TW"/>
         </w:rPr>
       </w:r>
-      <w:hyperlink r:id="rId21">
-        <w:r>
-          <w:rPr>
-            <w:lang w:val="zh_TW" w:bidi="zh_TW"/>
-          </w:rPr>
-          <w:rPr>
-            <w:color w:val="0000EE"/>
-            <w:u w:val="single"/>
-          </w:rPr>
-          <w:t>哥林多後書5:11</w:t>
-        </w:r>
-      </w:hyperlink>
+      <w:r>
+        <w:rPr>
+          <w:lang w:val="zh_TW" w:bidi="zh_TW"/>
+        </w:rPr>
+        <w:t>哥林多後書5:11</w:t>
+      </w:r>
     </w:p>
     <w:p>
       <w:pPr>
@@ -1200,18 +1146,12 @@
           <w:lang w:val="zh_TW" w:bidi="zh_TW"/>
         </w:rPr>
       </w:r>
-      <w:hyperlink r:id="rId22">
-        <w:r>
-          <w:rPr>
-            <w:lang w:val="zh_TW" w:bidi="zh_TW"/>
-          </w:rPr>
-          <w:rPr>
-            <w:color w:val="0000EE"/>
-            <w:u w:val="single"/>
-          </w:rPr>
-          <w:t>提摩太後書1:3</w:t>
-        </w:r>
-      </w:hyperlink>
+      <w:r>
+        <w:rPr>
+          <w:lang w:val="zh_TW" w:bidi="zh_TW"/>
+        </w:rPr>
+        <w:t>提摩太後書1:3</w:t>
+      </w:r>
     </w:p>
     <w:p>
       <w:pPr>
@@ -1224,18 +1164,12 @@
           <w:lang w:val="zh_TW" w:bidi="zh_TW"/>
         </w:rPr>
       </w:r>
-      <w:hyperlink r:id="rId23">
-        <w:r>
-          <w:rPr>
-            <w:lang w:val="zh_TW" w:bidi="zh_TW"/>
-          </w:rPr>
-          <w:rPr>
-            <w:color w:val="0000EE"/>
-            <w:u w:val="single"/>
-          </w:rPr>
-          <w:t>羅馬書9:1</w:t>
-        </w:r>
-      </w:hyperlink>
+      <w:r>
+        <w:rPr>
+          <w:lang w:val="zh_TW" w:bidi="zh_TW"/>
+        </w:rPr>
+        <w:t>羅馬書9:1</w:t>
+      </w:r>
     </w:p>
     <w:p>
       <w:pPr>
@@ -1248,18 +1182,12 @@
           <w:lang w:val="zh_TW" w:bidi="zh_TW"/>
         </w:rPr>
       </w:r>
-      <w:hyperlink r:id="rId24">
-        <w:r>
-          <w:rPr>
-            <w:lang w:val="zh_TW" w:bidi="zh_TW"/>
-          </w:rPr>
-          <w:rPr>
-            <w:color w:val="0000EE"/>
-            <w:u w:val="single"/>
-          </w:rPr>
-          <w:t>提多書1:15–16</w:t>
-        </w:r>
-      </w:hyperlink>
+      <w:r>
+        <w:rPr>
+          <w:lang w:val="zh_TW" w:bidi="zh_TW"/>
+        </w:rPr>
+        <w:t>提多書1:15–16</w:t>
+      </w:r>
     </w:p>
     <w:p>
       <w:pPr>
@@ -1419,18 +1347,12 @@
           <w:lang w:val="zh_TW" w:bidi="zh_TW"/>
         </w:rPr>
       </w:r>
-      <w:hyperlink r:id="rId25">
-        <w:r>
-          <w:rPr>
-            <w:lang w:val="zh_TW" w:bidi="zh_TW"/>
-          </w:rPr>
-          <w:rPr>
-            <w:color w:val="0000EE"/>
-            <w:u w:val="single"/>
-          </w:rPr>
-          <w:t>使徒行傳7:33</w:t>
-        </w:r>
-      </w:hyperlink>
+      <w:r>
+        <w:rPr>
+          <w:lang w:val="zh_TW" w:bidi="zh_TW"/>
+        </w:rPr>
+        <w:t>使徒行傳7:33</w:t>
+      </w:r>
     </w:p>
     <w:p>
       <w:pPr>
@@ -1443,18 +1365,12 @@
           <w:lang w:val="zh_TW" w:bidi="zh_TW"/>
         </w:rPr>
       </w:r>
-      <w:hyperlink r:id="rId26">
-        <w:r>
-          <w:rPr>
-            <w:lang w:val="zh_TW" w:bidi="zh_TW"/>
-          </w:rPr>
-          <w:rPr>
-            <w:color w:val="0000EE"/>
-            <w:u w:val="single"/>
-          </w:rPr>
-          <w:t>申命記25:10</w:t>
-        </w:r>
-      </w:hyperlink>
+      <w:r>
+        <w:rPr>
+          <w:lang w:val="zh_TW" w:bidi="zh_TW"/>
+        </w:rPr>
+        <w:t>申命記25:10</w:t>
+      </w:r>
     </w:p>
     <w:p>
       <w:pPr>
@@ -1467,18 +1383,12 @@
           <w:lang w:val="zh_TW" w:bidi="zh_TW"/>
         </w:rPr>
       </w:r>
-      <w:hyperlink r:id="rId27">
-        <w:r>
-          <w:rPr>
-            <w:lang w:val="zh_TW" w:bidi="zh_TW"/>
-          </w:rPr>
-          <w:rPr>
-            <w:color w:val="0000EE"/>
-            <w:u w:val="single"/>
-          </w:rPr>
-          <w:t>約翰福音1:27</w:t>
-        </w:r>
-      </w:hyperlink>
+      <w:r>
+        <w:rPr>
+          <w:lang w:val="zh_TW" w:bidi="zh_TW"/>
+        </w:rPr>
+        <w:t>約翰福音1:27</w:t>
+      </w:r>
     </w:p>
     <w:p>
       <w:pPr>
@@ -1491,18 +1401,12 @@
           <w:lang w:val="zh_TW" w:bidi="zh_TW"/>
         </w:rPr>
       </w:r>
-      <w:hyperlink r:id="rId28">
-        <w:r>
-          <w:rPr>
-            <w:lang w:val="zh_TW" w:bidi="zh_TW"/>
-          </w:rPr>
-          <w:rPr>
-            <w:color w:val="0000EE"/>
-            <w:u w:val="single"/>
-          </w:rPr>
-          <w:t>約書亞記5:15</w:t>
-        </w:r>
-      </w:hyperlink>
+      <w:r>
+        <w:rPr>
+          <w:lang w:val="zh_TW" w:bidi="zh_TW"/>
+        </w:rPr>
+        <w:t>約書亞記5:15</w:t>
+      </w:r>
     </w:p>
     <w:p>
       <w:pPr>
@@ -1515,18 +1419,12 @@
           <w:lang w:val="zh_TW" w:bidi="zh_TW"/>
         </w:rPr>
       </w:r>
-      <w:hyperlink r:id="rId29">
-        <w:r>
-          <w:rPr>
-            <w:lang w:val="zh_TW" w:bidi="zh_TW"/>
-          </w:rPr>
-          <w:rPr>
-            <w:color w:val="0000EE"/>
-            <w:u w:val="single"/>
-          </w:rPr>
-          <w:t>馬可福音6:7–9</w:t>
-        </w:r>
-      </w:hyperlink>
+      <w:r>
+        <w:rPr>
+          <w:lang w:val="zh_TW" w:bidi="zh_TW"/>
+        </w:rPr>
+        <w:t>馬可福音6:7–9</w:t>
+      </w:r>
     </w:p>
     <w:p>
       <w:pPr>
